--- a/assets/cv/lkim-cv-source.docx
+++ b/assets/cv/lkim-cv-source.docx
@@ -246,7 +246,7 @@
             <w:szCs w:val="20"/>
             <w:lang w:eastAsia="ko-KR"/>
           </w:rPr>
-          <w:t>https://catslab-kaist.github.io</w:t>
+          <w:t>https://catslab.kaist.ac.kr</w:t>
         </w:r>
       </w:hyperlink>
     </w:p>
